--- a/a7/packages/A7 Unit 3 - Exponents and Scientific Notation/Answer Keys/A7 3.03  Independent Set Key.docx
+++ b/a7/packages/A7 Unit 3 - Exponents and Scientific Notation/Answer Keys/A7 3.03  Independent Set Key.docx
@@ -334,7 +334,7 @@
                 <w:color w:val="6B6B6B"/>
                 <w:sz w:val="19"/>
               </w:rPr>
-              <w:t>6</w:t>
+              <w:t>4</w:t>
             </w:r>
             <w:r>
               <w:rPr>
@@ -353,7 +353,7 @@
                 <w:color w:val="6B6B6B"/>
                 <w:sz w:val="19"/>
               </w:rPr>
-              <w:t>-style factor: 4</w:t>
+              <w:t xml:space="preserve"> is 1; then 4</w:t>
             </w:r>
             <w:r>
               <w:rPr>
@@ -363,7 +363,7 @@
                 <w:sz w:val="19"/>
                 <w:vertAlign w:val="superscript"/>
               </w:rPr>
-              <w:t>0</w:t>
+              <w:t>2</w:t>
             </w:r>
             <w:r>
               <w:rPr>
@@ -372,7 +372,26 @@
                 <w:color w:val="6B6B6B"/>
                 <w:sz w:val="19"/>
               </w:rPr>
-              <w:t xml:space="preserve"> is 1.</w:t>
+              <w:t xml:space="preserve"> ÷ 4</w:t>
+            </w:r>
+            <w:r>
+              <w:rPr>
+                <w:b w:val="0"/>
+                <w:i/>
+                <w:color w:val="6B6B6B"/>
+                <w:sz w:val="19"/>
+                <w:vertAlign w:val="superscript"/>
+              </w:rPr>
+              <w:t>1</w:t>
+            </w:r>
+            <w:r>
+              <w:rPr>
+                <w:b w:val="0"/>
+                <w:i/>
+                <w:color w:val="6B6B6B"/>
+                <w:sz w:val="19"/>
+              </w:rPr>
+              <w:t>.</w:t>
             </w:r>
           </w:p>
         </w:tc>
